--- a/deliveries/2026-09-02_to_05/AutoBridge_Unified_2026-09-02_to_05/daily/2026-09-05/word/GUIDE_20260905_07_ExportComplianceSanctionsScreeningEndUse.docx
+++ b/deliveries/2026-09-02_to_05/AutoBridge_Unified_2026-09-02_to_05/daily/2026-09-05/word/GUIDE_20260905_07_ExportComplianceSanctionsScreeningEndUse.docx
@@ -854,6 +854,222 @@
           </w:p>
         </w:tc>
       </w:tr>
+      <w:tr>
+        <w:tc>
+          <w:tcPr>
+            <w:tcW w:type="dxa" w:w="1234"/>
+          </w:tcPr>
+          <w:p>
+            <w:r>
+              <w:t>Regulation (EU) 2021/821 — EU dual-use export-control regime</w:t>
+            </w:r>
+          </w:p>
+        </w:tc>
+        <w:tc>
+          <w:tcPr>
+            <w:tcW w:type="dxa" w:w="1234"/>
+          </w:tcPr>
+          <w:p>
+            <w:r>
+              <w:t>European Union (EUR-Lex)</w:t>
+            </w:r>
+          </w:p>
+        </w:tc>
+        <w:tc>
+          <w:tcPr>
+            <w:tcW w:type="dxa" w:w="1234"/>
+          </w:tcPr>
+          <w:p>
+            <w:r>
+              <w:t>EU</w:t>
+            </w:r>
+          </w:p>
+        </w:tc>
+        <w:tc>
+          <w:tcPr>
+            <w:tcW w:type="dxa" w:w="1234"/>
+          </w:tcPr>
+          <w:p>
+            <w:r>
+              <w:t>T1/T2</w:t>
+            </w:r>
+          </w:p>
+        </w:tc>
+        <w:tc>
+          <w:tcPr>
+            <w:tcW w:type="dxa" w:w="1234"/>
+          </w:tcPr>
+          <w:p>
+            <w:r>
+              <w:t>VERIFIED</w:t>
+            </w:r>
+          </w:p>
+        </w:tc>
+        <w:tc>
+          <w:tcPr>
+            <w:tcW w:type="dxa" w:w="1234"/>
+          </w:tcPr>
+          <w:p>
+            <w:r>
+              <w:t>https://eur-lex.europa.eu/eli/reg/2021/821/oj</w:t>
+            </w:r>
+          </w:p>
+        </w:tc>
+        <w:tc>
+          <w:tcPr>
+            <w:tcW w:type="dxa" w:w="1234"/>
+          </w:tcPr>
+          <w:p>
+            <w:r>
+              <w:t>Example of a major-jurisdiction dual-use control regime and restricted-party/end-use controls relevant to screening design</w:t>
+            </w:r>
+          </w:p>
+        </w:tc>
+      </w:tr>
+      <w:tr>
+        <w:tc>
+          <w:tcPr>
+            <w:tcW w:type="dxa" w:w="1234"/>
+          </w:tcPr>
+          <w:p>
+            <w:r>
+              <w:t>US BIS Entity List — restricted-party screening example</w:t>
+            </w:r>
+          </w:p>
+        </w:tc>
+        <w:tc>
+          <w:tcPr>
+            <w:tcW w:type="dxa" w:w="1234"/>
+          </w:tcPr>
+          <w:p>
+            <w:r>
+              <w:t>US Bureau of Industry and Security (BIS)</w:t>
+            </w:r>
+          </w:p>
+        </w:tc>
+        <w:tc>
+          <w:tcPr>
+            <w:tcW w:type="dxa" w:w="1234"/>
+          </w:tcPr>
+          <w:p>
+            <w:r>
+              <w:t>US</w:t>
+            </w:r>
+          </w:p>
+        </w:tc>
+        <w:tc>
+          <w:tcPr>
+            <w:tcW w:type="dxa" w:w="1234"/>
+          </w:tcPr>
+          <w:p>
+            <w:r>
+              <w:t>T1/T2</w:t>
+            </w:r>
+          </w:p>
+        </w:tc>
+        <w:tc>
+          <w:tcPr>
+            <w:tcW w:type="dxa" w:w="1234"/>
+          </w:tcPr>
+          <w:p>
+            <w:r>
+              <w:t>VERIFIED</w:t>
+            </w:r>
+          </w:p>
+        </w:tc>
+        <w:tc>
+          <w:tcPr>
+            <w:tcW w:type="dxa" w:w="1234"/>
+          </w:tcPr>
+          <w:p>
+            <w:r>
+              <w:t>https://www.bis.doc.gov/index.php/policy-guidance/lists-of-parties-of-concern/entity-list</w:t>
+            </w:r>
+          </w:p>
+        </w:tc>
+        <w:tc>
+          <w:tcPr>
+            <w:tcW w:type="dxa" w:w="1234"/>
+          </w:tcPr>
+          <w:p>
+            <w:r>
+              <w:t>Public restricted-party list illustrating denied-entity screening before shipment</w:t>
+            </w:r>
+          </w:p>
+        </w:tc>
+      </w:tr>
+      <w:tr>
+        <w:tc>
+          <w:tcPr>
+            <w:tcW w:type="dxa" w:w="1234"/>
+          </w:tcPr>
+          <w:p>
+            <w:r>
+              <w:t>US OFAC SDN List — sanctions screening</w:t>
+            </w:r>
+          </w:p>
+        </w:tc>
+        <w:tc>
+          <w:tcPr>
+            <w:tcW w:type="dxa" w:w="1234"/>
+          </w:tcPr>
+          <w:p>
+            <w:r>
+              <w:t>US Office of Foreign Assets Control (OFAC)</w:t>
+            </w:r>
+          </w:p>
+        </w:tc>
+        <w:tc>
+          <w:tcPr>
+            <w:tcW w:type="dxa" w:w="1234"/>
+          </w:tcPr>
+          <w:p>
+            <w:r>
+              <w:t>US</w:t>
+            </w:r>
+          </w:p>
+        </w:tc>
+        <w:tc>
+          <w:tcPr>
+            <w:tcW w:type="dxa" w:w="1234"/>
+          </w:tcPr>
+          <w:p>
+            <w:r>
+              <w:t>T1/T2</w:t>
+            </w:r>
+          </w:p>
+        </w:tc>
+        <w:tc>
+          <w:tcPr>
+            <w:tcW w:type="dxa" w:w="1234"/>
+          </w:tcPr>
+          <w:p>
+            <w:r>
+              <w:t>VERIFIED</w:t>
+            </w:r>
+          </w:p>
+        </w:tc>
+        <w:tc>
+          <w:tcPr>
+            <w:tcW w:type="dxa" w:w="1234"/>
+          </w:tcPr>
+          <w:p>
+            <w:r>
+              <w:t>https://home.treasury.gov/policy-issues/financial-sanctions/specially-designated-nationals-and-blocked-persons-list-sdn-human-readable-lists</w:t>
+            </w:r>
+          </w:p>
+        </w:tc>
+        <w:tc>
+          <w:tcPr>
+            <w:tcW w:type="dxa" w:w="1234"/>
+          </w:tcPr>
+          <w:p>
+            <w:r>
+              <w:t>Specially Designated Nationals list as a sanctions-screening data source; jurisdiction-specific, not a global blacklist</w:t>
+            </w:r>
+          </w:p>
+        </w:tc>
+      </w:tr>
     </w:tbl>
     <w:p>
       <w:pPr>
@@ -992,6 +1208,20 @@
         <w:rPr>
           <w:b/>
         </w:rPr>
+        <w:t>SOURCE_FILE_PAGE</w:t>
+      </w:r>
+      <w:r>
+        <w:t>: not applicable — no candidate media file identified (no licence to assert)</w:t>
+      </w:r>
+    </w:p>
+    <w:p>
+      <w:pPr>
+        <w:pStyle w:val="ListBullet"/>
+      </w:pPr>
+      <w:r>
+        <w:rPr>
+          <w:b/>
+        </w:rPr>
         <w:t>RIGHTS_HOLDER</w:t>
       </w:r>
       <w:r>
@@ -1023,7 +1253,7 @@
         <w:t>CHECKED_DATE</w:t>
       </w:r>
       <w:r>
-        <w:t>: 2026-09-05</w:t>
+        <w:t>: 2026-09-06</w:t>
       </w:r>
     </w:p>
     <w:p>
@@ -1048,10 +1278,38 @@
         <w:rPr>
           <w:b/>
         </w:rPr>
+        <w:t>IMAGE_SCOPE_NOTE</w:t>
+      </w:r>
+      <w:r>
+        <w:t>: image must match the exact model family/topic only; must not imply a specific trim, model year, real VIN, in-person inspection or an actual transaction</w:t>
+      </w:r>
+    </w:p>
+    <w:p>
+      <w:pPr>
+        <w:pStyle w:val="ListBullet"/>
+      </w:pPr>
+      <w:r>
+        <w:rPr>
+          <w:b/>
+        </w:rPr>
         <w:t>IMAGE_RIGHTS_STATUS</w:t>
       </w:r>
       <w:r>
         <w:t>: FAIL</w:t>
+      </w:r>
+    </w:p>
+    <w:p>
+      <w:pPr>
+        <w:pStyle w:val="ListBullet"/>
+      </w:pPr>
+      <w:r>
+        <w:rPr>
+          <w:b/>
+        </w:rPr>
+        <w:t>BLOCK_REASON</w:t>
+      </w:r>
+      <w:r>
+        <w:t>: No reusable image could be secured: Wikimedia Commons/Flickr are unreachable from the research environment, stock libraries require authenticated API/licence access, and an OEM webpage image is NOT a commercial reuse grant. No AutoBridge-owned photo exists. Record kept FAIL rather than asserted.</w:t>
       </w:r>
     </w:p>
     <w:p>
